--- a/Fiches-descriptive/Fiche-descriptive_Affecter-un-stage.docx
+++ b/Fiches-descriptive/Fiche-descriptive_Affecter-un-stage.docx
@@ -9,9 +9,9 @@
         <w:tblLook w:val="01E0" w:firstRow="1" w:lastRow="1" w:firstColumn="1" w:lastColumn="1" w:noHBand="0" w:noVBand="0"/>
       </w:tblPr>
       <w:tblGrid>
-        <w:gridCol w:w="2765"/>
-        <w:gridCol w:w="3772"/>
-        <w:gridCol w:w="2525"/>
+        <w:gridCol w:w="2768"/>
+        <w:gridCol w:w="3767"/>
+        <w:gridCol w:w="2527"/>
       </w:tblGrid>
       <w:tr>
         <w:trPr>
@@ -89,8 +89,10 @@
                 <w:sz w:val="20"/>
                 <w:szCs w:val="20"/>
               </w:rPr>
-              <w:t>Mark</w:t>
-            </w:r>
+              <w:t>SGT LAUER</w:t>
+            </w:r>
+            <w:bookmarkStart w:id="0" w:name="_GoBack"/>
+            <w:bookmarkEnd w:id="0"/>
           </w:p>
         </w:tc>
         <w:tc>
@@ -199,7 +201,7 @@
                 <w:sz w:val="20"/>
                 <w:szCs w:val="20"/>
               </w:rPr>
-              <w:t>GESTAMAT</w:t>
+              <w:t>SESAM</w:t>
             </w:r>
           </w:p>
         </w:tc>
@@ -1053,10 +1055,7 @@
         <w:t xml:space="preserve"> </w:t>
       </w:r>
       <w:r>
-        <w:t>i</w:t>
-      </w:r>
-      <w:r>
-        <w:t>ntitulé, dates et type de formation. Le bouton « Affecter à une salle » est actif seulement si le stage n'est ni clôturé ni déjà affecté.</w:t>
+        <w:t>intitulé, dates et type de formation. Le bouton « Affecter à une salle » est actif seulement si le stage n'est ni clôturé ni déjà affecté.</w:t>
       </w:r>
     </w:p>
     <w:p>
@@ -1485,8 +1484,6 @@
           </wp:inline>
         </w:drawing>
       </w:r>
-      <w:bookmarkStart w:id="0" w:name="_GoBack"/>
-      <w:bookmarkEnd w:id="0"/>
     </w:p>
     <w:p>
       <w:pPr>

--- a/Fiches-descriptive/Fiche-descriptive_Affecter-un-stage.docx
+++ b/Fiches-descriptive/Fiche-descriptive_Affecter-un-stage.docx
@@ -91,8 +91,6 @@
               </w:rPr>
               <w:t>SGT LAUER</w:t>
             </w:r>
-            <w:bookmarkStart w:id="0" w:name="_GoBack"/>
-            <w:bookmarkEnd w:id="0"/>
           </w:p>
         </w:tc>
         <w:tc>
@@ -305,8 +303,10 @@
                 <w:sz w:val="20"/>
                 <w:szCs w:val="20"/>
               </w:rPr>
-              <w:t>Gestionnaire</w:t>
-            </w:r>
+              <w:t>Administrateur</w:t>
+            </w:r>
+            <w:bookmarkStart w:id="0" w:name="_GoBack"/>
+            <w:bookmarkEnd w:id="0"/>
           </w:p>
           <w:p>
             <w:pPr>
@@ -649,15 +649,6 @@
                 <w:szCs w:val="20"/>
               </w:rPr>
             </w:pPr>
-            <w:r>
-              <w:rPr>
-                <w:rFonts w:ascii="Arial" w:hAnsi="Arial" w:cs="Arial"/>
-                <w:noProof/>
-                <w:sz w:val="20"/>
-                <w:szCs w:val="20"/>
-              </w:rPr>
-              <w:t>Le type de formation du stage (Système, Réseau) est affiché pour aider au choix d’une salle équipée en conséquence</w:t>
-            </w:r>
           </w:p>
         </w:tc>
       </w:tr>
@@ -744,31 +735,6 @@
           <w:p>
             <w:pPr>
               <w:pStyle w:val="Paragraphedeliste"/>
-              <w:numPr>
-                <w:ilvl w:val="0"/>
-                <w:numId w:val="1"/>
-              </w:numPr>
-              <w:ind w:left="284" w:hanging="284"/>
-              <w:rPr>
-                <w:rFonts w:ascii="Arial" w:hAnsi="Arial" w:cs="Arial"/>
-                <w:noProof/>
-                <w:sz w:val="20"/>
-                <w:szCs w:val="20"/>
-              </w:rPr>
-            </w:pPr>
-            <w:r>
-              <w:rPr>
-                <w:rFonts w:ascii="Arial" w:hAnsi="Arial" w:cs="Arial"/>
-                <w:noProof/>
-                <w:sz w:val="20"/>
-                <w:szCs w:val="20"/>
-              </w:rPr>
-              <w:t>La liste des salles disponibles s’affiche en moins de 3 secondes</w:t>
-            </w:r>
-          </w:p>
-          <w:p>
-            <w:pPr>
-              <w:pStyle w:val="Paragraphedeliste"/>
               <w:ind w:left="284"/>
               <w:rPr>
                 <w:rFonts w:ascii="Arial" w:hAnsi="Arial" w:cs="Arial"/>
@@ -885,6 +851,15 @@
               </w:rPr>
               <w:t>Bouton « Affecter à une salle » sur la fiche du stage</w:t>
             </w:r>
+            <w:r>
+              <w:rPr>
+                <w:rFonts w:ascii="Arial" w:hAnsi="Arial" w:cs="Arial"/>
+                <w:noProof/>
+                <w:sz w:val="20"/>
+                <w:szCs w:val="20"/>
+              </w:rPr>
+              <w:t xml:space="preserve"> si sont statut est « à affecter »</w:t>
+            </w:r>
           </w:p>
           <w:p>
             <w:pPr>
@@ -934,6 +909,31 @@
                 <w:szCs w:val="20"/>
               </w:rPr>
               <w:t>Messages de confirmation et d’erreur</w:t>
+            </w:r>
+          </w:p>
+          <w:p>
+            <w:pPr>
+              <w:pStyle w:val="Paragraphedeliste"/>
+              <w:numPr>
+                <w:ilvl w:val="0"/>
+                <w:numId w:val="1"/>
+              </w:numPr>
+              <w:ind w:left="284" w:hanging="284"/>
+              <w:rPr>
+                <w:rFonts w:ascii="Arial" w:hAnsi="Arial" w:cs="Arial"/>
+                <w:noProof/>
+                <w:sz w:val="20"/>
+                <w:szCs w:val="20"/>
+              </w:rPr>
+            </w:pPr>
+            <w:r>
+              <w:rPr>
+                <w:rFonts w:ascii="Arial" w:hAnsi="Arial" w:cs="Arial"/>
+                <w:noProof/>
+                <w:sz w:val="20"/>
+                <w:szCs w:val="20"/>
+              </w:rPr>
+              <w:t>Le type de formation du stage (Système, Réseau) est affiché pour aider au choix d’une salle équipée en conséquence</w:t>
             </w:r>
           </w:p>
         </w:tc>
@@ -2222,7 +2222,7 @@
                 <w:sz w:val="20"/>
                 <w:szCs w:val="20"/>
               </w:rPr>
-              <w:t>Scénario alternatif 1 : Le stage est déjà affecté</w:t>
+              <w:t>Scénario alternatif 2 : Aucune salle n’est disponible</w:t>
             </w:r>
           </w:p>
         </w:tc>
@@ -2277,7 +2277,7 @@
                 <w:sz w:val="20"/>
                 <w:szCs w:val="20"/>
               </w:rPr>
-              <w:t>4.a1.1 Le système constate que le stage est déjà affecté à une salle</w:t>
+              <w:t>5.a2.1 Le système ne trouve aucune salle disponible sur la période du stage</w:t>
             </w:r>
           </w:p>
         </w:tc>
@@ -2332,44 +2332,7 @@
                 <w:sz w:val="20"/>
                 <w:szCs w:val="20"/>
               </w:rPr>
-              <w:t>4.a1.2 Le système affiche un message indiquant la salle actuelle et ne modifie rien</w:t>
-            </w:r>
-          </w:p>
-        </w:tc>
-      </w:tr>
-      <w:tr>
-        <w:trPr>
-          <w:trHeight w:val="366"/>
-        </w:trPr>
-        <w:tc>
-          <w:tcPr>
-            <w:tcW w:w="9062" w:type="dxa"/>
-            <w:gridSpan w:val="3"/>
-            <w:shd w:val="pct15" w:color="auto" w:fill="auto"/>
-            <w:vAlign w:val="center"/>
-          </w:tcPr>
-          <w:p>
-            <w:pPr>
-              <w:jc w:val="center"/>
-              <w:rPr>
-                <w:rFonts w:ascii="Arial" w:hAnsi="Arial" w:cs="Arial"/>
-                <w:b/>
-                <w:bCs/>
-                <w:noProof/>
-                <w:sz w:val="20"/>
-                <w:szCs w:val="20"/>
-              </w:rPr>
-            </w:pPr>
-            <w:r>
-              <w:rPr>
-                <w:rFonts w:ascii="Arial" w:hAnsi="Arial" w:cs="Arial"/>
-                <w:b/>
-                <w:bCs/>
-                <w:noProof/>
-                <w:sz w:val="20"/>
-                <w:szCs w:val="20"/>
-              </w:rPr>
-              <w:t>Scénario alternatif 2 : Aucune salle n’est disponible</w:t>
+              <w:t>5.a2.2 Le système affiche un message d’information</w:t>
             </w:r>
           </w:p>
         </w:tc>
@@ -2424,7 +2387,44 @@
                 <w:sz w:val="20"/>
                 <w:szCs w:val="20"/>
               </w:rPr>
-              <w:t>5.a2.1 Le système ne trouve aucune salle disponible sur la période du stage</w:t>
+              <w:t>5.a2.3 Le stage reste non affecté</w:t>
+            </w:r>
+          </w:p>
+        </w:tc>
+      </w:tr>
+      <w:tr>
+        <w:trPr>
+          <w:trHeight w:val="366"/>
+        </w:trPr>
+        <w:tc>
+          <w:tcPr>
+            <w:tcW w:w="9062" w:type="dxa"/>
+            <w:gridSpan w:val="3"/>
+            <w:shd w:val="pct15" w:color="auto" w:fill="auto"/>
+            <w:vAlign w:val="center"/>
+          </w:tcPr>
+          <w:p>
+            <w:pPr>
+              <w:jc w:val="center"/>
+              <w:rPr>
+                <w:rFonts w:ascii="Arial" w:hAnsi="Arial" w:cs="Arial"/>
+                <w:b/>
+                <w:bCs/>
+                <w:noProof/>
+                <w:sz w:val="20"/>
+                <w:szCs w:val="20"/>
+              </w:rPr>
+            </w:pPr>
+            <w:r>
+              <w:rPr>
+                <w:rFonts w:ascii="Arial" w:hAnsi="Arial" w:cs="Arial"/>
+                <w:b/>
+                <w:bCs/>
+                <w:noProof/>
+                <w:sz w:val="20"/>
+                <w:szCs w:val="20"/>
+              </w:rPr>
+              <w:t>Scénario alternatif 3 : L’administrateur annule l’affectation</w:t>
             </w:r>
           </w:p>
         </w:tc>
@@ -2452,6 +2452,33 @@
                 <w:szCs w:val="20"/>
               </w:rPr>
             </w:pPr>
+            <w:r>
+              <w:rPr>
+                <w:rFonts w:ascii="Arial" w:hAnsi="Arial" w:cs="Arial"/>
+                <w:noProof/>
+                <w:sz w:val="20"/>
+                <w:szCs w:val="20"/>
+              </w:rPr>
+              <w:t xml:space="preserve">6.a3.1 </w:t>
+            </w:r>
+            <w:r>
+              <w:rPr>
+                <w:rFonts w:ascii="Arial" w:hAnsi="Arial" w:cs="Arial"/>
+                <w:noProof/>
+                <w:sz w:val="20"/>
+                <w:szCs w:val="20"/>
+              </w:rPr>
+              <w:t>Le gestionnaire</w:t>
+            </w:r>
+            <w:r>
+              <w:rPr>
+                <w:rFonts w:ascii="Arial" w:hAnsi="Arial" w:cs="Arial"/>
+                <w:noProof/>
+                <w:sz w:val="20"/>
+                <w:szCs w:val="20"/>
+              </w:rPr>
+              <w:t xml:space="preserve"> clique sur « Annuler »</w:t>
+            </w:r>
           </w:p>
         </w:tc>
         <w:tc>
@@ -2479,7 +2506,7 @@
                 <w:sz w:val="20"/>
                 <w:szCs w:val="20"/>
               </w:rPr>
-              <w:t>5.a2.2 Le système affiche un message d’information</w:t>
+              <w:t>6.a3.2 Le système revient à la fiche du stage sans rien modifier</w:t>
             </w:r>
           </w:p>
         </w:tc>
@@ -2534,341 +2561,12 @@
                 <w:sz w:val="20"/>
                 <w:szCs w:val="20"/>
               </w:rPr>
-              <w:t>5.a2.3 Le stage reste non affecté</w:t>
-            </w:r>
-          </w:p>
-        </w:tc>
-      </w:tr>
-      <w:tr>
-        <w:trPr>
-          <w:trHeight w:val="366"/>
-        </w:trPr>
-        <w:tc>
-          <w:tcPr>
-            <w:tcW w:w="9062" w:type="dxa"/>
-            <w:gridSpan w:val="3"/>
-            <w:shd w:val="pct15" w:color="auto" w:fill="auto"/>
-            <w:vAlign w:val="center"/>
-          </w:tcPr>
-          <w:p>
-            <w:pPr>
-              <w:jc w:val="center"/>
-              <w:rPr>
-                <w:rFonts w:ascii="Arial" w:hAnsi="Arial" w:cs="Arial"/>
-                <w:b/>
-                <w:bCs/>
-                <w:noProof/>
-                <w:sz w:val="20"/>
-                <w:szCs w:val="20"/>
-              </w:rPr>
-            </w:pPr>
-            <w:r>
-              <w:rPr>
-                <w:rFonts w:ascii="Arial" w:hAnsi="Arial" w:cs="Arial"/>
-                <w:b/>
-                <w:bCs/>
-                <w:noProof/>
-                <w:sz w:val="20"/>
-                <w:szCs w:val="20"/>
-              </w:rPr>
-              <w:t>Scénario alternatif 3 : L’administrateur annule l’affectation</w:t>
-            </w:r>
-          </w:p>
-        </w:tc>
-      </w:tr>
-      <w:tr>
-        <w:trPr>
-          <w:trHeight w:val="510"/>
-        </w:trPr>
-        <w:tc>
-          <w:tcPr>
-            <w:tcW w:w="4531" w:type="dxa"/>
-            <w:gridSpan w:val="2"/>
-            <w:tcBorders>
-              <w:top w:val="nil"/>
-              <w:bottom w:val="single" w:sz="4" w:space="0" w:color="auto"/>
-            </w:tcBorders>
-            <w:vAlign w:val="center"/>
-          </w:tcPr>
-          <w:p>
-            <w:pPr>
-              <w:rPr>
-                <w:rFonts w:ascii="Arial" w:hAnsi="Arial" w:cs="Arial"/>
-                <w:noProof/>
-                <w:sz w:val="20"/>
-                <w:szCs w:val="20"/>
-              </w:rPr>
-            </w:pPr>
-            <w:r>
-              <w:rPr>
-                <w:rFonts w:ascii="Arial" w:hAnsi="Arial" w:cs="Arial"/>
-                <w:noProof/>
-                <w:sz w:val="20"/>
-                <w:szCs w:val="20"/>
-              </w:rPr>
-              <w:lastRenderedPageBreak/>
-              <w:t xml:space="preserve">6.a3.1 </w:t>
-            </w:r>
-            <w:r>
-              <w:rPr>
-                <w:rFonts w:ascii="Arial" w:hAnsi="Arial" w:cs="Arial"/>
-                <w:noProof/>
-                <w:sz w:val="20"/>
-                <w:szCs w:val="20"/>
-              </w:rPr>
-              <w:t>Le gestionnaire</w:t>
-            </w:r>
-            <w:r>
-              <w:rPr>
-                <w:rFonts w:ascii="Arial" w:hAnsi="Arial" w:cs="Arial"/>
-                <w:noProof/>
-                <w:sz w:val="20"/>
-                <w:szCs w:val="20"/>
-              </w:rPr>
-              <w:t xml:space="preserve"> clique sur « Annuler »</w:t>
-            </w:r>
-          </w:p>
-        </w:tc>
-        <w:tc>
-          <w:tcPr>
-            <w:tcW w:w="4531" w:type="dxa"/>
-            <w:tcBorders>
-              <w:top w:val="nil"/>
-              <w:bottom w:val="single" w:sz="4" w:space="0" w:color="auto"/>
-            </w:tcBorders>
-            <w:vAlign w:val="center"/>
-          </w:tcPr>
-          <w:p>
-            <w:pPr>
-              <w:rPr>
-                <w:rFonts w:ascii="Arial" w:hAnsi="Arial" w:cs="Arial"/>
-                <w:noProof/>
-                <w:sz w:val="20"/>
-                <w:szCs w:val="20"/>
-              </w:rPr>
-            </w:pPr>
-            <w:r>
-              <w:rPr>
-                <w:rFonts w:ascii="Arial" w:hAnsi="Arial" w:cs="Arial"/>
-                <w:noProof/>
-                <w:sz w:val="20"/>
-                <w:szCs w:val="20"/>
-              </w:rPr>
-              <w:t>6.a3.2 Le système revient à la fiche du stage sans rien modifier</w:t>
-            </w:r>
-          </w:p>
-        </w:tc>
-      </w:tr>
-      <w:tr>
-        <w:trPr>
-          <w:trHeight w:val="510"/>
-        </w:trPr>
-        <w:tc>
-          <w:tcPr>
-            <w:tcW w:w="4531" w:type="dxa"/>
-            <w:gridSpan w:val="2"/>
-            <w:tcBorders>
-              <w:top w:val="nil"/>
-              <w:bottom w:val="single" w:sz="4" w:space="0" w:color="auto"/>
-            </w:tcBorders>
-            <w:vAlign w:val="center"/>
-          </w:tcPr>
-          <w:p>
-            <w:pPr>
-              <w:rPr>
-                <w:rFonts w:ascii="Arial" w:hAnsi="Arial" w:cs="Arial"/>
-                <w:noProof/>
-                <w:sz w:val="20"/>
-                <w:szCs w:val="20"/>
-              </w:rPr>
-            </w:pPr>
-          </w:p>
-        </w:tc>
-        <w:tc>
-          <w:tcPr>
-            <w:tcW w:w="4531" w:type="dxa"/>
-            <w:tcBorders>
-              <w:top w:val="nil"/>
-              <w:bottom w:val="single" w:sz="4" w:space="0" w:color="auto"/>
-            </w:tcBorders>
-            <w:vAlign w:val="center"/>
-          </w:tcPr>
-          <w:p>
-            <w:pPr>
-              <w:rPr>
-                <w:rFonts w:ascii="Arial" w:hAnsi="Arial" w:cs="Arial"/>
-                <w:noProof/>
-                <w:sz w:val="20"/>
-                <w:szCs w:val="20"/>
-              </w:rPr>
-            </w:pPr>
-            <w:r>
-              <w:rPr>
-                <w:rFonts w:ascii="Arial" w:hAnsi="Arial" w:cs="Arial"/>
-                <w:noProof/>
-                <w:sz w:val="20"/>
-                <w:szCs w:val="20"/>
-              </w:rPr>
               <w:t>6.a3.3 Le stage reste non affecté</w:t>
-            </w:r>
-          </w:p>
-        </w:tc>
-      </w:tr>
-      <w:tr>
-        <w:trPr>
-          <w:trHeight w:val="366"/>
-        </w:trPr>
-        <w:tc>
-          <w:tcPr>
-            <w:tcW w:w="9062" w:type="dxa"/>
-            <w:gridSpan w:val="3"/>
-            <w:shd w:val="pct15" w:color="auto" w:fill="auto"/>
-            <w:vAlign w:val="center"/>
-          </w:tcPr>
-          <w:p>
-            <w:pPr>
-              <w:jc w:val="center"/>
-              <w:rPr>
-                <w:rFonts w:ascii="Arial" w:hAnsi="Arial" w:cs="Arial"/>
-                <w:b/>
-                <w:bCs/>
-                <w:noProof/>
-                <w:sz w:val="20"/>
-                <w:szCs w:val="20"/>
-              </w:rPr>
-            </w:pPr>
-            <w:r>
-              <w:rPr>
-                <w:rFonts w:ascii="Arial" w:hAnsi="Arial" w:cs="Arial"/>
-                <w:b/>
-                <w:bCs/>
-                <w:noProof/>
-                <w:sz w:val="20"/>
-                <w:szCs w:val="20"/>
-              </w:rPr>
-              <w:t>Scénario alternatif 4 : La salle n’est plus disponible</w:t>
-            </w:r>
-          </w:p>
-        </w:tc>
-      </w:tr>
-      <w:tr>
-        <w:trPr>
-          <w:trHeight w:val="510"/>
-        </w:trPr>
-        <w:tc>
-          <w:tcPr>
-            <w:tcW w:w="4531" w:type="dxa"/>
-            <w:gridSpan w:val="2"/>
-            <w:tcBorders>
-              <w:top w:val="nil"/>
-              <w:bottom w:val="single" w:sz="4" w:space="0" w:color="auto"/>
-            </w:tcBorders>
-            <w:vAlign w:val="center"/>
-          </w:tcPr>
-          <w:p>
-            <w:pPr>
-              <w:rPr>
-                <w:rFonts w:ascii="Arial" w:hAnsi="Arial" w:cs="Arial"/>
-                <w:noProof/>
-                <w:sz w:val="20"/>
-                <w:szCs w:val="20"/>
-              </w:rPr>
-            </w:pPr>
-          </w:p>
-        </w:tc>
-        <w:tc>
-          <w:tcPr>
-            <w:tcW w:w="4531" w:type="dxa"/>
-            <w:tcBorders>
-              <w:top w:val="nil"/>
-              <w:bottom w:val="single" w:sz="4" w:space="0" w:color="auto"/>
-            </w:tcBorders>
-            <w:vAlign w:val="center"/>
-          </w:tcPr>
-          <w:p>
-            <w:pPr>
-              <w:rPr>
-                <w:rFonts w:ascii="Arial" w:hAnsi="Arial" w:cs="Arial"/>
-                <w:noProof/>
-                <w:sz w:val="20"/>
-                <w:szCs w:val="20"/>
-              </w:rPr>
-            </w:pPr>
-            <w:r>
-              <w:rPr>
-                <w:rFonts w:ascii="Arial" w:hAnsi="Arial" w:cs="Arial"/>
-                <w:noProof/>
-                <w:sz w:val="20"/>
-                <w:szCs w:val="20"/>
-              </w:rPr>
-              <w:t>7.a4.1 Le système constate que la salle a été affectée entre-temps à un autre stage</w:t>
-            </w:r>
-          </w:p>
-        </w:tc>
-      </w:tr>
-      <w:tr>
-        <w:trPr>
-          <w:trHeight w:val="510"/>
-        </w:trPr>
-        <w:tc>
-          <w:tcPr>
-            <w:tcW w:w="4531" w:type="dxa"/>
-            <w:gridSpan w:val="2"/>
-            <w:tcBorders>
-              <w:top w:val="nil"/>
-              <w:bottom w:val="single" w:sz="4" w:space="0" w:color="auto"/>
-            </w:tcBorders>
-            <w:vAlign w:val="center"/>
-          </w:tcPr>
-          <w:p>
-            <w:pPr>
-              <w:rPr>
-                <w:rFonts w:ascii="Arial" w:hAnsi="Arial" w:cs="Arial"/>
-                <w:noProof/>
-                <w:sz w:val="20"/>
-                <w:szCs w:val="20"/>
-              </w:rPr>
-            </w:pPr>
-          </w:p>
-        </w:tc>
-        <w:tc>
-          <w:tcPr>
-            <w:tcW w:w="4531" w:type="dxa"/>
-            <w:tcBorders>
-              <w:top w:val="nil"/>
-              <w:bottom w:val="single" w:sz="4" w:space="0" w:color="auto"/>
-            </w:tcBorders>
-            <w:vAlign w:val="center"/>
-          </w:tcPr>
-          <w:p>
-            <w:pPr>
-              <w:rPr>
-                <w:rFonts w:ascii="Arial" w:hAnsi="Arial" w:cs="Arial"/>
-                <w:noProof/>
-                <w:sz w:val="20"/>
-                <w:szCs w:val="20"/>
-              </w:rPr>
-            </w:pPr>
-            <w:r>
-              <w:rPr>
-                <w:rFonts w:ascii="Arial" w:hAnsi="Arial" w:cs="Arial"/>
-                <w:noProof/>
-                <w:sz w:val="20"/>
-                <w:szCs w:val="20"/>
-              </w:rPr>
-              <w:t>7.a4.2 Le système affiche un message d’erreur et réaffiche la liste des salles disponibles (retour à l’étape 5)</w:t>
             </w:r>
           </w:p>
         </w:tc>
       </w:tr>
     </w:tbl>
-    <w:p>
-      <w:pPr>
-        <w:rPr>
-          <w:noProof/>
-        </w:rPr>
-      </w:pPr>
-    </w:p>
     <w:p/>
     <w:sectPr>
       <w:pgSz w:w="11906" w:h="16838"/>
